--- a/PHT Buổi 1+2.docx
+++ b/PHT Buổi 1+2.docx
@@ -411,7 +411,7 @@
           </mc:Choice>
           <mc:Fallback>
             <w:pict>
-              <v:group w14:anchorId="132950FF" id="Group 1" o:spid="_x0000_s1026" style="position:absolute;margin-left:1in;margin-top:13.4pt;width:468pt;height:1.6pt;z-index:-15728640;mso-wrap-distance-left:0;mso-wrap-distance-right:0;mso-position-horizontal-relative:page" coordsize="59436,203" o:gfxdata="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">
+              <v:group w14:anchorId="48AE2920" id="Group 1" o:spid="_x0000_s1026" style="position:absolute;margin-left:1in;margin-top:13.4pt;width:468pt;height:1.6pt;z-index:-15728640;mso-wrap-distance-left:0;mso-wrap-distance-right:0;mso-position-horizontal-relative:page" coordsize="59436,203" o:gfxdata="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">
                 <v:shape id="Graphic 2" o:spid="_x0000_s1027" style="position:absolute;width:59436;height:203;visibility:visible;mso-wrap-style:square;v-text-anchor:top" coordsize="5943600,20320" o:gfxdata="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" path="m5943600,r-3048,l,,,3048,,16776r,3036l5943600,19812r,-16752l5943600,12r,-12xe" fillcolor="#a0a0a0" stroked="f">
                   <v:path arrowok="t"/>
                 </v:shape>
@@ -874,7 +874,7 @@
           </mc:Choice>
           <mc:Fallback>
             <w:pict>
-              <v:group w14:anchorId="52C23428" id="Group 4" o:spid="_x0000_s1026" style="position:absolute;margin-left:1in;margin-top:13.55pt;width:468pt;height:1.6pt;z-index:-15728128;mso-wrap-distance-left:0;mso-wrap-distance-right:0;mso-position-horizontal-relative:page" coordsize="59436,203" o:gfxdata="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">
+              <v:group w14:anchorId="64699A09" id="Group 4" o:spid="_x0000_s1026" style="position:absolute;margin-left:1in;margin-top:13.55pt;width:468pt;height:1.6pt;z-index:-15728128;mso-wrap-distance-left:0;mso-wrap-distance-right:0;mso-position-horizontal-relative:page" coordsize="59436,203" o:gfxdata="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">
                 <v:shape id="Graphic 5" o:spid="_x0000_s1027" style="position:absolute;width:59436;height:203;visibility:visible;mso-wrap-style:square;v-text-anchor:top" coordsize="5943600,20320" o:gfxdata="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" path="m5943600,r-3048,l,,,3048,,16776r,3036l5943600,19812r,-16752l5943600,12r,-12xe" fillcolor="#a0a0a0" stroked="f">
                   <v:path arrowok="t"/>
                 </v:shape>
@@ -1886,7 +1886,7 @@
           </mc:Choice>
           <mc:Fallback>
             <w:pict>
-              <v:group w14:anchorId="51028BEF" id="Group 7" o:spid="_x0000_s1026" style="position:absolute;margin-left:108pt;margin-top:13.4pt;width:6in;height:1.6pt;z-index:-15727616;mso-wrap-distance-left:0;mso-wrap-distance-right:0;mso-position-horizontal-relative:page" coordsize="54864,203" o:gfxdata="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">
+              <v:group w14:anchorId="1007A17F" id="Group 7" o:spid="_x0000_s1026" style="position:absolute;margin-left:108pt;margin-top:13.4pt;width:6in;height:1.6pt;z-index:-15727616;mso-wrap-distance-left:0;mso-wrap-distance-right:0;mso-position-horizontal-relative:page" coordsize="54864,203" o:gfxdata="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">
                 <v:shape id="Graphic 8" o:spid="_x0000_s1027" style="position:absolute;width:54864;height:203;visibility:visible;mso-wrap-style:square;v-text-anchor:top" coordsize="5486400,20320" o:gfxdata="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" path="m5486400,r-3048,l,,,3048,,16776r,3036l5486400,19812r,-16752l5486400,12r,-12xe" fillcolor="#a0a0a0" stroked="f">
                   <v:path arrowok="t"/>
                 </v:shape>
@@ -2078,7 +2078,7 @@
           </mc:Choice>
           <mc:Fallback>
             <w:pict>
-              <v:group w14:anchorId="3B2E6311" id="Group 10" o:spid="_x0000_s1026" style="position:absolute;margin-left:108pt;margin-top:16.1pt;width:6in;height:1.6pt;z-index:-15727104;mso-wrap-distance-left:0;mso-wrap-distance-right:0;mso-position-horizontal-relative:page" coordsize="54864,203" o:gfxdata="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">
+              <v:group w14:anchorId="448FC59F" id="Group 10" o:spid="_x0000_s1026" style="position:absolute;margin-left:108pt;margin-top:16.1pt;width:6in;height:1.6pt;z-index:-15727104;mso-wrap-distance-left:0;mso-wrap-distance-right:0;mso-position-horizontal-relative:page" coordsize="54864,203" o:gfxdata="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">
                 <v:shape id="Graphic 11" o:spid="_x0000_s1027" style="position:absolute;width:54864;height:203;visibility:visible;mso-wrap-style:square;v-text-anchor:top" coordsize="5486400,20320" o:gfxdata="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" path="m5486400,r-3048,l,,,3048,,16776r,3036l5486400,19812r,-16752l5486400,12r,-12xe" fillcolor="#a0a0a0" stroked="f">
                   <v:path arrowok="t"/>
                 </v:shape>
@@ -2349,6 +2349,7 @@
               <w:rPr>
                 <w:b/>
               </w:rPr>
+              <w:lastRenderedPageBreak/>
               <w:t>Ngôn</w:t>
             </w:r>
             <w:r>
@@ -2896,7 +2897,6 @@
                 <w:b/>
                 <w:spacing w:val="-4"/>
               </w:rPr>
-              <w:lastRenderedPageBreak/>
               <w:t>Java</w:t>
             </w:r>
             <w:proofErr w:type="spellEnd"/>
@@ -3543,6 +3543,7 @@
         <w:rPr>
           <w:b/>
         </w:rPr>
+        <w:lastRenderedPageBreak/>
         <w:t>Câu</w:t>
       </w:r>
       <w:r>
@@ -6352,6 +6353,7 @@
       <w:pPr>
         <w:pStyle w:val="ThnVnban"/>
         <w:spacing w:before="78"/>
+        <w:jc w:val="center"/>
         <w:rPr>
           <w:i/>
           <w:lang w:val="vi-VN"/>
@@ -6360,6 +6362,49 @@
       <w:r>
         <w:rPr>
           <w:i/>
+          <w:noProof/>
+        </w:rPr>
+        <w:lastRenderedPageBreak/>
+        <w:drawing>
+          <wp:inline distT="0" distB="0" distL="0" distR="0" wp14:anchorId="040D6152" wp14:editId="1A26CF47">
+            <wp:extent cx="6172200" cy="3470275"/>
+            <wp:effectExtent l="0" t="0" r="0" b="0"/>
+            <wp:docPr id="276259439" name="Hình ảnh 1"/>
+            <wp:cNvGraphicFramePr>
+              <a:graphicFrameLocks xmlns:a="http://schemas.openxmlformats.org/drawingml/2006/main" noChangeAspect="1"/>
+            </wp:cNvGraphicFramePr>
+            <a:graphic xmlns:a="http://schemas.openxmlformats.org/drawingml/2006/main">
+              <a:graphicData uri="http://schemas.openxmlformats.org/drawingml/2006/picture">
+                <pic:pic xmlns:pic="http://schemas.openxmlformats.org/drawingml/2006/picture">
+                  <pic:nvPicPr>
+                    <pic:cNvPr id="276259439" name=""/>
+                    <pic:cNvPicPr/>
+                  </pic:nvPicPr>
+                  <pic:blipFill>
+                    <a:blip r:embed="rId5"/>
+                    <a:stretch>
+                      <a:fillRect/>
+                    </a:stretch>
+                  </pic:blipFill>
+                  <pic:spPr>
+                    <a:xfrm>
+                      <a:off x="0" y="0"/>
+                      <a:ext cx="6172200" cy="3470275"/>
+                    </a:xfrm>
+                    <a:prstGeom prst="rect">
+                      <a:avLst/>
+                    </a:prstGeom>
+                  </pic:spPr>
+                </pic:pic>
+              </a:graphicData>
+            </a:graphic>
+          </wp:inline>
+        </w:drawing>
+      </w:r>
+      <w:r>
+        <w:rPr>
+          <w:i/>
+          <w:noProof/>
         </w:rPr>
         <w:drawing>
           <wp:inline distT="0" distB="0" distL="0" distR="0" wp14:anchorId="1E82B23C" wp14:editId="585E1546">
@@ -6377,7 +6422,7 @@
                     <pic:cNvPicPr/>
                   </pic:nvPicPr>
                   <pic:blipFill>
-                    <a:blip r:embed="rId5"/>
+                    <a:blip r:embed="rId6"/>
                     <a:stretch>
                       <a:fillRect/>
                     </a:stretch>
@@ -6748,539 +6793,523 @@
           <w:i/>
           <w:sz w:val="20"/>
         </w:rPr>
+        <w:t>{</w:t>
+      </w:r>
+    </w:p>
+    <w:p>
+      <w:pPr>
+        <w:pStyle w:val="ThnVnban"/>
+        <w:rPr>
+          <w:i/>
+          <w:sz w:val="20"/>
+        </w:rPr>
+      </w:pPr>
+      <w:r>
+        <w:rPr>
+          <w:i/>
+          <w:sz w:val="20"/>
+        </w:rPr>
+        <w:t xml:space="preserve">    // TODO 3: Khai báo </w:t>
+      </w:r>
+      <w:proofErr w:type="spellStart"/>
+      <w:r>
+        <w:rPr>
+          <w:i/>
+          <w:sz w:val="20"/>
+        </w:rPr>
+        <w:t>Main</w:t>
+      </w:r>
+      <w:proofErr w:type="spellEnd"/>
+      <w:r>
+        <w:rPr>
+          <w:i/>
+          <w:sz w:val="20"/>
+        </w:rPr>
+        <w:t xml:space="preserve"> </w:t>
+      </w:r>
+      <w:proofErr w:type="spellStart"/>
+      <w:r>
+        <w:rPr>
+          <w:i/>
+          <w:sz w:val="20"/>
+        </w:rPr>
+        <w:t>method</w:t>
+      </w:r>
+      <w:proofErr w:type="spellEnd"/>
+    </w:p>
+    <w:p>
+      <w:pPr>
+        <w:pStyle w:val="ThnVnban"/>
+        <w:rPr>
+          <w:i/>
+          <w:sz w:val="20"/>
+        </w:rPr>
+      </w:pPr>
+      <w:r>
+        <w:rPr>
+          <w:i/>
+          <w:sz w:val="20"/>
+        </w:rPr>
+        <w:t xml:space="preserve">    </w:t>
+      </w:r>
+      <w:proofErr w:type="spellStart"/>
+      <w:r>
+        <w:rPr>
+          <w:i/>
+          <w:sz w:val="20"/>
+        </w:rPr>
+        <w:t>static</w:t>
+      </w:r>
+      <w:proofErr w:type="spellEnd"/>
+      <w:r>
+        <w:rPr>
+          <w:i/>
+          <w:sz w:val="20"/>
+        </w:rPr>
+        <w:t xml:space="preserve"> void </w:t>
+      </w:r>
+      <w:proofErr w:type="spellStart"/>
+      <w:r>
+        <w:rPr>
+          <w:i/>
+          <w:sz w:val="20"/>
+        </w:rPr>
+        <w:t>Main</w:t>
+      </w:r>
+      <w:proofErr w:type="spellEnd"/>
+      <w:r>
+        <w:rPr>
+          <w:i/>
+          <w:sz w:val="20"/>
+        </w:rPr>
+        <w:t>()</w:t>
+      </w:r>
+    </w:p>
+    <w:p>
+      <w:pPr>
+        <w:pStyle w:val="ThnVnban"/>
+        <w:rPr>
+          <w:i/>
+          <w:sz w:val="20"/>
+        </w:rPr>
+      </w:pPr>
+      <w:r>
+        <w:rPr>
+          <w:i/>
+          <w:sz w:val="20"/>
+        </w:rPr>
+        <w:t xml:space="preserve">    {</w:t>
+      </w:r>
+    </w:p>
+    <w:p>
+      <w:pPr>
+        <w:pStyle w:val="ThnVnban"/>
+        <w:rPr>
+          <w:i/>
+          <w:sz w:val="20"/>
+        </w:rPr>
+      </w:pPr>
+      <w:r>
+        <w:rPr>
+          <w:i/>
+          <w:sz w:val="20"/>
+        </w:rPr>
+        <w:t xml:space="preserve">        // TODO 4: In ra một thông điệp</w:t>
+      </w:r>
+    </w:p>
+    <w:p>
+      <w:pPr>
+        <w:pStyle w:val="ThnVnban"/>
+        <w:rPr>
+          <w:i/>
+          <w:sz w:val="20"/>
+        </w:rPr>
+      </w:pPr>
+      <w:r>
+        <w:rPr>
+          <w:i/>
+          <w:sz w:val="20"/>
+        </w:rPr>
+        <w:t xml:space="preserve">        </w:t>
+      </w:r>
+      <w:proofErr w:type="spellStart"/>
+      <w:r>
+        <w:rPr>
+          <w:i/>
+          <w:sz w:val="20"/>
+        </w:rPr>
+        <w:t>Console.WriteLine</w:t>
+      </w:r>
+      <w:proofErr w:type="spellEnd"/>
+      <w:r>
+        <w:rPr>
+          <w:i/>
+          <w:sz w:val="20"/>
+        </w:rPr>
+        <w:t>("Chào mừng đến với C#!");</w:t>
+      </w:r>
+    </w:p>
+    <w:p>
+      <w:pPr>
+        <w:pStyle w:val="ThnVnban"/>
+        <w:rPr>
+          <w:i/>
+          <w:sz w:val="20"/>
+        </w:rPr>
+      </w:pPr>
+    </w:p>
+    <w:p>
+      <w:pPr>
+        <w:pStyle w:val="ThnVnban"/>
+        <w:rPr>
+          <w:i/>
+          <w:sz w:val="20"/>
+        </w:rPr>
+      </w:pPr>
+      <w:r>
+        <w:rPr>
+          <w:i/>
+          <w:sz w:val="20"/>
+        </w:rPr>
+        <w:t xml:space="preserve">        // TODO 5: Khai báo 3 biến và hiển thị chúng</w:t>
+      </w:r>
+    </w:p>
+    <w:p>
+      <w:pPr>
+        <w:pStyle w:val="ThnVnban"/>
+        <w:rPr>
+          <w:i/>
+          <w:sz w:val="20"/>
+        </w:rPr>
+      </w:pPr>
+      <w:r>
+        <w:rPr>
+          <w:i/>
+          <w:sz w:val="20"/>
+        </w:rPr>
+        <w:t xml:space="preserve">        </w:t>
+      </w:r>
+      <w:proofErr w:type="spellStart"/>
+      <w:r>
+        <w:rPr>
+          <w:i/>
+          <w:sz w:val="20"/>
+        </w:rPr>
+        <w:t>string</w:t>
+      </w:r>
+      <w:proofErr w:type="spellEnd"/>
+      <w:r>
+        <w:rPr>
+          <w:i/>
+          <w:sz w:val="20"/>
+        </w:rPr>
+        <w:t xml:space="preserve"> ten = "Nguyễn Văn A";     // Chuỗi ký tự</w:t>
+      </w:r>
+    </w:p>
+    <w:p>
+      <w:pPr>
+        <w:pStyle w:val="ThnVnban"/>
+        <w:rPr>
+          <w:i/>
+          <w:sz w:val="20"/>
+        </w:rPr>
+      </w:pPr>
+      <w:r>
+        <w:rPr>
+          <w:i/>
+          <w:sz w:val="20"/>
+        </w:rPr>
+        <w:t xml:space="preserve">        </w:t>
+      </w:r>
+      <w:proofErr w:type="spellStart"/>
+      <w:r>
+        <w:rPr>
+          <w:i/>
+          <w:sz w:val="20"/>
+        </w:rPr>
+        <w:t>int</w:t>
+      </w:r>
+      <w:proofErr w:type="spellEnd"/>
+      <w:r>
+        <w:rPr>
+          <w:i/>
+          <w:sz w:val="20"/>
+        </w:rPr>
+        <w:t xml:space="preserve"> </w:t>
+      </w:r>
+      <w:proofErr w:type="spellStart"/>
+      <w:r>
+        <w:rPr>
+          <w:i/>
+          <w:sz w:val="20"/>
+        </w:rPr>
+        <w:t>tuoi</w:t>
+      </w:r>
+      <w:proofErr w:type="spellEnd"/>
+      <w:r>
+        <w:rPr>
+          <w:i/>
+          <w:sz w:val="20"/>
+        </w:rPr>
+        <w:t xml:space="preserve"> = 20;                   // Số nguyên</w:t>
+      </w:r>
+    </w:p>
+    <w:p>
+      <w:pPr>
+        <w:pStyle w:val="ThnVnban"/>
+        <w:rPr>
+          <w:i/>
+          <w:sz w:val="20"/>
+        </w:rPr>
+      </w:pPr>
+      <w:r>
+        <w:rPr>
+          <w:i/>
+          <w:sz w:val="20"/>
+        </w:rPr>
+        <w:t xml:space="preserve">        </w:t>
+      </w:r>
+      <w:proofErr w:type="spellStart"/>
+      <w:r>
+        <w:rPr>
+          <w:i/>
+          <w:sz w:val="20"/>
+        </w:rPr>
+        <w:t>double</w:t>
+      </w:r>
+      <w:proofErr w:type="spellEnd"/>
+      <w:r>
+        <w:rPr>
+          <w:i/>
+          <w:sz w:val="20"/>
+        </w:rPr>
+        <w:t xml:space="preserve"> </w:t>
+      </w:r>
+      <w:proofErr w:type="spellStart"/>
+      <w:r>
+        <w:rPr>
+          <w:i/>
+          <w:sz w:val="20"/>
+        </w:rPr>
+        <w:t>diem</w:t>
+      </w:r>
+      <w:proofErr w:type="spellEnd"/>
+      <w:r>
+        <w:rPr>
+          <w:i/>
+          <w:sz w:val="20"/>
+        </w:rPr>
+        <w:t xml:space="preserve"> = 8.5;               // Số thực</w:t>
+      </w:r>
+    </w:p>
+    <w:p>
+      <w:pPr>
+        <w:pStyle w:val="ThnVnban"/>
+        <w:rPr>
+          <w:i/>
+          <w:sz w:val="20"/>
+        </w:rPr>
+      </w:pPr>
+    </w:p>
+    <w:p>
+      <w:pPr>
+        <w:pStyle w:val="ThnVnban"/>
+        <w:rPr>
+          <w:i/>
+          <w:sz w:val="20"/>
+        </w:rPr>
+      </w:pPr>
+      <w:r>
+        <w:rPr>
+          <w:i/>
+          <w:sz w:val="20"/>
+        </w:rPr>
+        <w:t xml:space="preserve">        </w:t>
+      </w:r>
+      <w:proofErr w:type="spellStart"/>
+      <w:r>
+        <w:rPr>
+          <w:i/>
+          <w:sz w:val="20"/>
+        </w:rPr>
+        <w:t>Console.WriteLine</w:t>
+      </w:r>
+      <w:proofErr w:type="spellEnd"/>
+      <w:r>
+        <w:rPr>
+          <w:i/>
+          <w:sz w:val="20"/>
+        </w:rPr>
+        <w:t>("Tên: " + ten);</w:t>
+      </w:r>
+    </w:p>
+    <w:p>
+      <w:pPr>
+        <w:pStyle w:val="ThnVnban"/>
+        <w:rPr>
+          <w:i/>
+          <w:sz w:val="20"/>
+        </w:rPr>
+      </w:pPr>
+      <w:r>
+        <w:rPr>
+          <w:i/>
+          <w:sz w:val="20"/>
+        </w:rPr>
+        <w:t xml:space="preserve">        </w:t>
+      </w:r>
+      <w:proofErr w:type="spellStart"/>
+      <w:r>
+        <w:rPr>
+          <w:i/>
+          <w:sz w:val="20"/>
+        </w:rPr>
+        <w:t>Console.WriteLine</w:t>
+      </w:r>
+      <w:proofErr w:type="spellEnd"/>
+      <w:r>
+        <w:rPr>
+          <w:i/>
+          <w:sz w:val="20"/>
+        </w:rPr>
+        <w:t xml:space="preserve">("Tuổi: " + </w:t>
+      </w:r>
+      <w:proofErr w:type="spellStart"/>
+      <w:r>
+        <w:rPr>
+          <w:i/>
+          <w:sz w:val="20"/>
+        </w:rPr>
+        <w:t>tuoi</w:t>
+      </w:r>
+      <w:proofErr w:type="spellEnd"/>
+      <w:r>
+        <w:rPr>
+          <w:i/>
+          <w:sz w:val="20"/>
+        </w:rPr>
+        <w:t>);</w:t>
+      </w:r>
+    </w:p>
+    <w:p>
+      <w:pPr>
+        <w:pStyle w:val="ThnVnban"/>
+        <w:rPr>
+          <w:i/>
+          <w:sz w:val="20"/>
+        </w:rPr>
+      </w:pPr>
+      <w:r>
+        <w:rPr>
+          <w:i/>
+          <w:sz w:val="20"/>
+        </w:rPr>
+        <w:t xml:space="preserve">        </w:t>
+      </w:r>
+      <w:proofErr w:type="spellStart"/>
+      <w:r>
+        <w:rPr>
+          <w:i/>
+          <w:sz w:val="20"/>
+        </w:rPr>
+        <w:t>Console.WriteLine</w:t>
+      </w:r>
+      <w:proofErr w:type="spellEnd"/>
+      <w:r>
+        <w:rPr>
+          <w:i/>
+          <w:sz w:val="20"/>
+        </w:rPr>
+        <w:t xml:space="preserve">("Điểm: " + </w:t>
+      </w:r>
+      <w:proofErr w:type="spellStart"/>
+      <w:r>
+        <w:rPr>
+          <w:i/>
+          <w:sz w:val="20"/>
+        </w:rPr>
+        <w:t>diem</w:t>
+      </w:r>
+      <w:proofErr w:type="spellEnd"/>
+      <w:r>
+        <w:rPr>
+          <w:i/>
+          <w:sz w:val="20"/>
+        </w:rPr>
+        <w:t>);</w:t>
+      </w:r>
+    </w:p>
+    <w:p>
+      <w:pPr>
+        <w:pStyle w:val="ThnVnban"/>
+        <w:rPr>
+          <w:i/>
+          <w:sz w:val="20"/>
+        </w:rPr>
+      </w:pPr>
+    </w:p>
+    <w:p>
+      <w:pPr>
+        <w:pStyle w:val="ThnVnban"/>
+        <w:rPr>
+          <w:i/>
+          <w:sz w:val="20"/>
+        </w:rPr>
+      </w:pPr>
+      <w:r>
+        <w:rPr>
+          <w:i/>
+          <w:sz w:val="20"/>
+        </w:rPr>
+        <w:t xml:space="preserve">        // TODO 6: Sử dụng </w:t>
+      </w:r>
+      <w:proofErr w:type="spellStart"/>
+      <w:r>
+        <w:rPr>
+          <w:i/>
+          <w:sz w:val="20"/>
+        </w:rPr>
+        <w:t>string</w:t>
+      </w:r>
+      <w:proofErr w:type="spellEnd"/>
+      <w:r>
+        <w:rPr>
+          <w:i/>
+          <w:sz w:val="20"/>
+        </w:rPr>
+        <w:t xml:space="preserve"> </w:t>
+      </w:r>
+      <w:proofErr w:type="spellStart"/>
+      <w:r>
+        <w:rPr>
+          <w:i/>
+          <w:sz w:val="20"/>
+        </w:rPr>
+        <w:t>interpolation</w:t>
+      </w:r>
+      <w:proofErr w:type="spellEnd"/>
+      <w:r>
+        <w:rPr>
+          <w:i/>
+          <w:sz w:val="20"/>
+        </w:rPr>
+        <w:t xml:space="preserve"> (cách hiện đại)</w:t>
+      </w:r>
+    </w:p>
+    <w:p>
+      <w:pPr>
+        <w:pStyle w:val="ThnVnban"/>
+        <w:rPr>
+          <w:i/>
+          <w:sz w:val="20"/>
+        </w:rPr>
+      </w:pPr>
+      <w:r>
+        <w:rPr>
+          <w:i/>
+          <w:sz w:val="20"/>
+        </w:rPr>
         <w:lastRenderedPageBreak/>
-        <w:t>{</w:t>
-      </w:r>
-    </w:p>
-    <w:p>
-      <w:pPr>
-        <w:pStyle w:val="ThnVnban"/>
-        <w:rPr>
-          <w:i/>
-          <w:sz w:val="20"/>
-        </w:rPr>
-      </w:pPr>
-      <w:r>
-        <w:rPr>
-          <w:i/>
-          <w:sz w:val="20"/>
-        </w:rPr>
-        <w:t xml:space="preserve">    // TODO 3: Khai báo </w:t>
-      </w:r>
-      <w:proofErr w:type="spellStart"/>
-      <w:r>
-        <w:rPr>
-          <w:i/>
-          <w:sz w:val="20"/>
-        </w:rPr>
-        <w:t>Main</w:t>
-      </w:r>
-      <w:proofErr w:type="spellEnd"/>
-      <w:r>
-        <w:rPr>
-          <w:i/>
-          <w:sz w:val="20"/>
-        </w:rPr>
-        <w:t xml:space="preserve"> </w:t>
-      </w:r>
-      <w:proofErr w:type="spellStart"/>
-      <w:r>
-        <w:rPr>
-          <w:i/>
-          <w:sz w:val="20"/>
-        </w:rPr>
-        <w:t>method</w:t>
-      </w:r>
-      <w:proofErr w:type="spellEnd"/>
-    </w:p>
-    <w:p>
-      <w:pPr>
-        <w:pStyle w:val="ThnVnban"/>
-        <w:rPr>
-          <w:i/>
-          <w:sz w:val="20"/>
-        </w:rPr>
-      </w:pPr>
-      <w:r>
-        <w:rPr>
-          <w:i/>
-          <w:sz w:val="20"/>
-        </w:rPr>
-        <w:t xml:space="preserve">    </w:t>
-      </w:r>
-      <w:proofErr w:type="spellStart"/>
-      <w:r>
-        <w:rPr>
-          <w:i/>
-          <w:sz w:val="20"/>
-        </w:rPr>
-        <w:t>static</w:t>
-      </w:r>
-      <w:proofErr w:type="spellEnd"/>
-      <w:r>
-        <w:rPr>
-          <w:i/>
-          <w:sz w:val="20"/>
-        </w:rPr>
-        <w:t xml:space="preserve"> </w:t>
-      </w:r>
-      <w:proofErr w:type="spellStart"/>
-      <w:r>
-        <w:rPr>
-          <w:i/>
-          <w:sz w:val="20"/>
-        </w:rPr>
-        <w:t>void</w:t>
-      </w:r>
-      <w:proofErr w:type="spellEnd"/>
-      <w:r>
-        <w:rPr>
-          <w:i/>
-          <w:sz w:val="20"/>
-        </w:rPr>
-        <w:t xml:space="preserve"> </w:t>
-      </w:r>
-      <w:proofErr w:type="spellStart"/>
-      <w:r>
-        <w:rPr>
-          <w:i/>
-          <w:sz w:val="20"/>
-        </w:rPr>
-        <w:t>Main</w:t>
-      </w:r>
-      <w:proofErr w:type="spellEnd"/>
-      <w:r>
-        <w:rPr>
-          <w:i/>
-          <w:sz w:val="20"/>
-        </w:rPr>
-        <w:t>()</w:t>
-      </w:r>
-    </w:p>
-    <w:p>
-      <w:pPr>
-        <w:pStyle w:val="ThnVnban"/>
-        <w:rPr>
-          <w:i/>
-          <w:sz w:val="20"/>
-        </w:rPr>
-      </w:pPr>
-      <w:r>
-        <w:rPr>
-          <w:i/>
-          <w:sz w:val="20"/>
-        </w:rPr>
-        <w:t xml:space="preserve">    {</w:t>
-      </w:r>
-    </w:p>
-    <w:p>
-      <w:pPr>
-        <w:pStyle w:val="ThnVnban"/>
-        <w:rPr>
-          <w:i/>
-          <w:sz w:val="20"/>
-        </w:rPr>
-      </w:pPr>
-      <w:r>
-        <w:rPr>
-          <w:i/>
-          <w:sz w:val="20"/>
-        </w:rPr>
-        <w:t xml:space="preserve">        // TODO 4: In ra một thông điệp</w:t>
-      </w:r>
-    </w:p>
-    <w:p>
-      <w:pPr>
-        <w:pStyle w:val="ThnVnban"/>
-        <w:rPr>
-          <w:i/>
-          <w:sz w:val="20"/>
-        </w:rPr>
-      </w:pPr>
-      <w:r>
-        <w:rPr>
-          <w:i/>
-          <w:sz w:val="20"/>
-        </w:rPr>
-        <w:t xml:space="preserve">        </w:t>
-      </w:r>
-      <w:proofErr w:type="spellStart"/>
-      <w:r>
-        <w:rPr>
-          <w:i/>
-          <w:sz w:val="20"/>
-        </w:rPr>
-        <w:t>Console.WriteLine</w:t>
-      </w:r>
-      <w:proofErr w:type="spellEnd"/>
-      <w:r>
-        <w:rPr>
-          <w:i/>
-          <w:sz w:val="20"/>
-        </w:rPr>
-        <w:t>("Chào mừng đến với C#!");</w:t>
-      </w:r>
-    </w:p>
-    <w:p>
-      <w:pPr>
-        <w:pStyle w:val="ThnVnban"/>
-        <w:rPr>
-          <w:i/>
-          <w:sz w:val="20"/>
-        </w:rPr>
-      </w:pPr>
-    </w:p>
-    <w:p>
-      <w:pPr>
-        <w:pStyle w:val="ThnVnban"/>
-        <w:rPr>
-          <w:i/>
-          <w:sz w:val="20"/>
-        </w:rPr>
-      </w:pPr>
-      <w:r>
-        <w:rPr>
-          <w:i/>
-          <w:sz w:val="20"/>
-        </w:rPr>
-        <w:t xml:space="preserve">        // TODO 5: Khai báo 3 biến và hiển thị chúng</w:t>
-      </w:r>
-    </w:p>
-    <w:p>
-      <w:pPr>
-        <w:pStyle w:val="ThnVnban"/>
-        <w:rPr>
-          <w:i/>
-          <w:sz w:val="20"/>
-        </w:rPr>
-      </w:pPr>
-      <w:r>
-        <w:rPr>
-          <w:i/>
-          <w:sz w:val="20"/>
-        </w:rPr>
-        <w:t xml:space="preserve">        </w:t>
-      </w:r>
-      <w:proofErr w:type="spellStart"/>
-      <w:r>
-        <w:rPr>
-          <w:i/>
-          <w:sz w:val="20"/>
-        </w:rPr>
-        <w:t>string</w:t>
-      </w:r>
-      <w:proofErr w:type="spellEnd"/>
-      <w:r>
-        <w:rPr>
-          <w:i/>
-          <w:sz w:val="20"/>
-        </w:rPr>
-        <w:t xml:space="preserve"> ten = "Nguyễn Văn A";     // Chuỗi ký tự</w:t>
-      </w:r>
-    </w:p>
-    <w:p>
-      <w:pPr>
-        <w:pStyle w:val="ThnVnban"/>
-        <w:rPr>
-          <w:i/>
-          <w:sz w:val="20"/>
-        </w:rPr>
-      </w:pPr>
-      <w:r>
-        <w:rPr>
-          <w:i/>
-          <w:sz w:val="20"/>
-        </w:rPr>
-        <w:t xml:space="preserve">        </w:t>
-      </w:r>
-      <w:proofErr w:type="spellStart"/>
-      <w:r>
-        <w:rPr>
-          <w:i/>
-          <w:sz w:val="20"/>
-        </w:rPr>
-        <w:t>int</w:t>
-      </w:r>
-      <w:proofErr w:type="spellEnd"/>
-      <w:r>
-        <w:rPr>
-          <w:i/>
-          <w:sz w:val="20"/>
-        </w:rPr>
-        <w:t xml:space="preserve"> </w:t>
-      </w:r>
-      <w:proofErr w:type="spellStart"/>
-      <w:r>
-        <w:rPr>
-          <w:i/>
-          <w:sz w:val="20"/>
-        </w:rPr>
-        <w:t>tuoi</w:t>
-      </w:r>
-      <w:proofErr w:type="spellEnd"/>
-      <w:r>
-        <w:rPr>
-          <w:i/>
-          <w:sz w:val="20"/>
-        </w:rPr>
-        <w:t xml:space="preserve"> = 20;                   // Số nguyên</w:t>
-      </w:r>
-    </w:p>
-    <w:p>
-      <w:pPr>
-        <w:pStyle w:val="ThnVnban"/>
-        <w:rPr>
-          <w:i/>
-          <w:sz w:val="20"/>
-        </w:rPr>
-      </w:pPr>
-      <w:r>
-        <w:rPr>
-          <w:i/>
-          <w:sz w:val="20"/>
-        </w:rPr>
-        <w:t xml:space="preserve">        </w:t>
-      </w:r>
-      <w:proofErr w:type="spellStart"/>
-      <w:r>
-        <w:rPr>
-          <w:i/>
-          <w:sz w:val="20"/>
-        </w:rPr>
-        <w:t>double</w:t>
-      </w:r>
-      <w:proofErr w:type="spellEnd"/>
-      <w:r>
-        <w:rPr>
-          <w:i/>
-          <w:sz w:val="20"/>
-        </w:rPr>
-        <w:t xml:space="preserve"> </w:t>
-      </w:r>
-      <w:proofErr w:type="spellStart"/>
-      <w:r>
-        <w:rPr>
-          <w:i/>
-          <w:sz w:val="20"/>
-        </w:rPr>
-        <w:t>diem</w:t>
-      </w:r>
-      <w:proofErr w:type="spellEnd"/>
-      <w:r>
-        <w:rPr>
-          <w:i/>
-          <w:sz w:val="20"/>
-        </w:rPr>
-        <w:t xml:space="preserve"> = 8.5;               // Số thực</w:t>
-      </w:r>
-    </w:p>
-    <w:p>
-      <w:pPr>
-        <w:pStyle w:val="ThnVnban"/>
-        <w:rPr>
-          <w:i/>
-          <w:sz w:val="20"/>
-        </w:rPr>
-      </w:pPr>
-    </w:p>
-    <w:p>
-      <w:pPr>
-        <w:pStyle w:val="ThnVnban"/>
-        <w:rPr>
-          <w:i/>
-          <w:sz w:val="20"/>
-        </w:rPr>
-      </w:pPr>
-      <w:r>
-        <w:rPr>
-          <w:i/>
-          <w:sz w:val="20"/>
-        </w:rPr>
-        <w:t xml:space="preserve">        </w:t>
-      </w:r>
-      <w:proofErr w:type="spellStart"/>
-      <w:r>
-        <w:rPr>
-          <w:i/>
-          <w:sz w:val="20"/>
-        </w:rPr>
-        <w:t>Console.WriteLine</w:t>
-      </w:r>
-      <w:proofErr w:type="spellEnd"/>
-      <w:r>
-        <w:rPr>
-          <w:i/>
-          <w:sz w:val="20"/>
-        </w:rPr>
-        <w:t>("Tên: " + ten);</w:t>
-      </w:r>
-    </w:p>
-    <w:p>
-      <w:pPr>
-        <w:pStyle w:val="ThnVnban"/>
-        <w:rPr>
-          <w:i/>
-          <w:sz w:val="20"/>
-        </w:rPr>
-      </w:pPr>
-      <w:r>
-        <w:rPr>
-          <w:i/>
-          <w:sz w:val="20"/>
-        </w:rPr>
-        <w:t xml:space="preserve">        </w:t>
-      </w:r>
-      <w:proofErr w:type="spellStart"/>
-      <w:r>
-        <w:rPr>
-          <w:i/>
-          <w:sz w:val="20"/>
-        </w:rPr>
-        <w:t>Console.WriteLine</w:t>
-      </w:r>
-      <w:proofErr w:type="spellEnd"/>
-      <w:r>
-        <w:rPr>
-          <w:i/>
-          <w:sz w:val="20"/>
-        </w:rPr>
-        <w:t xml:space="preserve">("Tuổi: " + </w:t>
-      </w:r>
-      <w:proofErr w:type="spellStart"/>
-      <w:r>
-        <w:rPr>
-          <w:i/>
-          <w:sz w:val="20"/>
-        </w:rPr>
-        <w:t>tuoi</w:t>
-      </w:r>
-      <w:proofErr w:type="spellEnd"/>
-      <w:r>
-        <w:rPr>
-          <w:i/>
-          <w:sz w:val="20"/>
-        </w:rPr>
-        <w:t>);</w:t>
-      </w:r>
-    </w:p>
-    <w:p>
-      <w:pPr>
-        <w:pStyle w:val="ThnVnban"/>
-        <w:rPr>
-          <w:i/>
-          <w:sz w:val="20"/>
-        </w:rPr>
-      </w:pPr>
-      <w:r>
-        <w:rPr>
-          <w:i/>
-          <w:sz w:val="20"/>
-        </w:rPr>
-        <w:t xml:space="preserve">        </w:t>
-      </w:r>
-      <w:proofErr w:type="spellStart"/>
-      <w:r>
-        <w:rPr>
-          <w:i/>
-          <w:sz w:val="20"/>
-        </w:rPr>
-        <w:t>Console.WriteLine</w:t>
-      </w:r>
-      <w:proofErr w:type="spellEnd"/>
-      <w:r>
-        <w:rPr>
-          <w:i/>
-          <w:sz w:val="20"/>
-        </w:rPr>
-        <w:t xml:space="preserve">("Điểm: " + </w:t>
-      </w:r>
-      <w:proofErr w:type="spellStart"/>
-      <w:r>
-        <w:rPr>
-          <w:i/>
-          <w:sz w:val="20"/>
-        </w:rPr>
-        <w:t>diem</w:t>
-      </w:r>
-      <w:proofErr w:type="spellEnd"/>
-      <w:r>
-        <w:rPr>
-          <w:i/>
-          <w:sz w:val="20"/>
-        </w:rPr>
-        <w:t>);</w:t>
-      </w:r>
-    </w:p>
-    <w:p>
-      <w:pPr>
-        <w:pStyle w:val="ThnVnban"/>
-        <w:rPr>
-          <w:i/>
-          <w:sz w:val="20"/>
-        </w:rPr>
-      </w:pPr>
-    </w:p>
-    <w:p>
-      <w:pPr>
-        <w:pStyle w:val="ThnVnban"/>
-        <w:rPr>
-          <w:i/>
-          <w:sz w:val="20"/>
-        </w:rPr>
-      </w:pPr>
-      <w:r>
-        <w:rPr>
-          <w:i/>
-          <w:sz w:val="20"/>
-        </w:rPr>
-        <w:t xml:space="preserve">        // TODO 6: Sử dụng </w:t>
-      </w:r>
-      <w:proofErr w:type="spellStart"/>
-      <w:r>
-        <w:rPr>
-          <w:i/>
-          <w:sz w:val="20"/>
-        </w:rPr>
-        <w:t>string</w:t>
-      </w:r>
-      <w:proofErr w:type="spellEnd"/>
-      <w:r>
-        <w:rPr>
-          <w:i/>
-          <w:sz w:val="20"/>
-        </w:rPr>
-        <w:t xml:space="preserve"> </w:t>
-      </w:r>
-      <w:proofErr w:type="spellStart"/>
-      <w:r>
-        <w:rPr>
-          <w:i/>
-          <w:sz w:val="20"/>
-        </w:rPr>
-        <w:t>interpolation</w:t>
-      </w:r>
-      <w:proofErr w:type="spellEnd"/>
-      <w:r>
-        <w:rPr>
-          <w:i/>
-          <w:sz w:val="20"/>
-        </w:rPr>
-        <w:t xml:space="preserve"> (cách hiện đại)</w:t>
-      </w:r>
-    </w:p>
-    <w:p>
-      <w:pPr>
-        <w:pStyle w:val="ThnVnban"/>
-        <w:rPr>
-          <w:i/>
-          <w:sz w:val="20"/>
-        </w:rPr>
-      </w:pPr>
-      <w:r>
-        <w:rPr>
-          <w:i/>
-          <w:sz w:val="20"/>
-        </w:rPr>
         <w:t xml:space="preserve">        </w:t>
       </w:r>
       <w:proofErr w:type="spellStart"/>
@@ -7535,7 +7564,7 @@
           </mc:Choice>
           <mc:Fallback>
             <w:pict>
-              <v:group w14:anchorId="61244FFF" id="Group 22" o:spid="_x0000_s1026" style="position:absolute;margin-left:1in;margin-top:13.55pt;width:468pt;height:1.6pt;z-index:-15725056;mso-wrap-distance-left:0;mso-wrap-distance-right:0;mso-position-horizontal-relative:page" coordsize="59436,203" o:gfxdata="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">
+              <v:group w14:anchorId="5FB5C776" id="Group 22" o:spid="_x0000_s1026" style="position:absolute;margin-left:1in;margin-top:13.55pt;width:468pt;height:1.6pt;z-index:-15725056;mso-wrap-distance-left:0;mso-wrap-distance-right:0;mso-position-horizontal-relative:page" coordsize="59436,203" o:gfxdata="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">
                 <v:shape id="Graphic 23" o:spid="_x0000_s1027" style="position:absolute;width:59436;height:203;visibility:visible;mso-wrap-style:square;v-text-anchor:top" coordsize="5943600,20320" o:gfxdata="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" path="m5943600,r-3048,l,,,3048,,16776r,3036l5943600,19812r,-16752l5943600,12r,-12xe" fillcolor="#a0a0a0" stroked="f">
                   <v:path arrowok="t"/>
                 </v:shape>
@@ -7828,13 +7857,7 @@
         <w:rPr>
           <w:i/>
         </w:rPr>
-        <w:t xml:space="preserve"> </w:t>
-      </w:r>
-      <w:r>
-        <w:rPr>
-          <w:i/>
-        </w:rPr>
-        <w:t>(Bắt buộc</w:t>
+        <w:t xml:space="preserve"> (Bắt buộc</w:t>
       </w:r>
       <w:r>
         <w:rPr>
@@ -8824,7 +8847,7 @@
           </mc:Choice>
           <mc:Fallback>
             <w:pict>
-              <v:group w14:anchorId="20E3D602" id="Group 34" o:spid="_x0000_s1026" style="position:absolute;margin-left:1in;margin-top:13.4pt;width:468pt;height:1.6pt;z-index:-15723008;mso-wrap-distance-left:0;mso-wrap-distance-right:0;mso-position-horizontal-relative:page" coordsize="59436,203" o:gfxdata="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">
+              <v:group w14:anchorId="6624B837" id="Group 34" o:spid="_x0000_s1026" style="position:absolute;margin-left:1in;margin-top:13.4pt;width:468pt;height:1.6pt;z-index:-15723008;mso-wrap-distance-left:0;mso-wrap-distance-right:0;mso-position-horizontal-relative:page" coordsize="59436,203" o:gfxdata="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">
                 <v:shape id="Graphic 35" o:spid="_x0000_s1027" style="position:absolute;width:59436;height:203;visibility:visible;mso-wrap-style:square;v-text-anchor:top" coordsize="5943600,20320" o:gfxdata="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" path="m5943600,r-3048,l,,,3048,,16776r,3036l5943600,19812r,-16752l5943600,12r,-12xe" fillcolor="#a0a0a0" stroked="f">
                   <v:path arrowok="t"/>
                 </v:shape>
@@ -9137,7 +9160,6 @@
               <w:rPr>
                 <w:b/>
               </w:rPr>
-              <w:lastRenderedPageBreak/>
               <w:t>Cấu</w:t>
             </w:r>
             <w:r>
@@ -9774,7 +9796,11 @@
             </w:r>
             <w:proofErr w:type="spellEnd"/>
             <w:r>
-              <w:t>; &lt;</w:t>
+              <w:t xml:space="preserve">; </w:t>
+            </w:r>
+            <w:r>
+              <w:lastRenderedPageBreak/>
+              <w:t>&lt;</w:t>
             </w:r>
             <w:proofErr w:type="spellStart"/>
             <w:r>
@@ -9912,6 +9938,7 @@
                 <w:b/>
                 <w:spacing w:val="-5"/>
               </w:rPr>
+              <w:lastRenderedPageBreak/>
               <w:t>for</w:t>
             </w:r>
             <w:proofErr w:type="spellEnd"/>
@@ -13795,15 +13822,7 @@
       </w:r>
       <w:proofErr w:type="spellEnd"/>
       <w:r>
-        <w:t xml:space="preserve"> </w:t>
-      </w:r>
-      <w:proofErr w:type="spellStart"/>
-      <w:r>
-        <w:t>void</w:t>
-      </w:r>
-      <w:proofErr w:type="spellEnd"/>
-      <w:r>
-        <w:t xml:space="preserve"> </w:t>
+        <w:t xml:space="preserve"> void </w:t>
       </w:r>
       <w:proofErr w:type="spellStart"/>
       <w:r>
@@ -14039,15 +14058,7 @@
       </w:r>
       <w:proofErr w:type="spellEnd"/>
       <w:r>
-        <w:t xml:space="preserve"> (</w:t>
-      </w:r>
-      <w:proofErr w:type="spellStart"/>
-      <w:r>
-        <w:t>diem</w:t>
-      </w:r>
-      <w:proofErr w:type="spellEnd"/>
-      <w:r>
-        <w:t xml:space="preserve"> &gt;= 8.5)</w:t>
+        <w:t xml:space="preserve"> (diem &gt;= 8.5)</w:t>
       </w:r>
     </w:p>
     <w:p>
@@ -14378,15 +14389,7 @@
       </w:r>
       <w:proofErr w:type="spellEnd"/>
       <w:r>
-        <w:t xml:space="preserve"> (</w:t>
-      </w:r>
-      <w:proofErr w:type="spellStart"/>
-      <w:r>
-        <w:t>diemSV</w:t>
-      </w:r>
-      <w:proofErr w:type="spellEnd"/>
-      <w:r>
-        <w:t>[i] &gt;= 8.5)</w:t>
+        <w:t xml:space="preserve"> (diemSV[i] &gt;= 8.5)</w:t>
       </w:r>
     </w:p>
     <w:p>
@@ -15205,72 +15208,6 @@
         </w:rPr>
         <w:t>điểm)</w:t>
       </w:r>
-    </w:p>
-    <w:p>
-      <w:pPr>
-        <w:pStyle w:val="oancuaDanhsach"/>
-        <w:tabs>
-          <w:tab w:val="left" w:pos="719"/>
-        </w:tabs>
-        <w:ind w:firstLine="0"/>
-        <w:rPr>
-          <w:i/>
-          <w:lang w:val="vi-VN"/>
-        </w:rPr>
-      </w:pPr>
-      <w:r>
-        <w:rPr>
-          <w:i/>
-        </w:rPr>
-        <w:drawing>
-          <wp:inline distT="0" distB="0" distL="0" distR="0" wp14:anchorId="76D198E3" wp14:editId="61E342BC">
-            <wp:extent cx="2543530" cy="704948"/>
-            <wp:effectExtent l="0" t="0" r="9525" b="0"/>
-            <wp:docPr id="268341055" name="Hình ảnh 1"/>
-            <wp:cNvGraphicFramePr>
-              <a:graphicFrameLocks xmlns:a="http://schemas.openxmlformats.org/drawingml/2006/main" noChangeAspect="1"/>
-            </wp:cNvGraphicFramePr>
-            <a:graphic xmlns:a="http://schemas.openxmlformats.org/drawingml/2006/main">
-              <a:graphicData uri="http://schemas.openxmlformats.org/drawingml/2006/picture">
-                <pic:pic xmlns:pic="http://schemas.openxmlformats.org/drawingml/2006/picture">
-                  <pic:nvPicPr>
-                    <pic:cNvPr id="268341055" name=""/>
-                    <pic:cNvPicPr/>
-                  </pic:nvPicPr>
-                  <pic:blipFill>
-                    <a:blip r:embed="rId6"/>
-                    <a:stretch>
-                      <a:fillRect/>
-                    </a:stretch>
-                  </pic:blipFill>
-                  <pic:spPr>
-                    <a:xfrm>
-                      <a:off x="0" y="0"/>
-                      <a:ext cx="2543530" cy="704948"/>
-                    </a:xfrm>
-                    <a:prstGeom prst="rect">
-                      <a:avLst/>
-                    </a:prstGeom>
-                  </pic:spPr>
-                </pic:pic>
-              </a:graphicData>
-            </a:graphic>
-          </wp:inline>
-        </w:drawing>
-      </w:r>
-    </w:p>
-    <w:p>
-      <w:pPr>
-        <w:pStyle w:val="oancuaDanhsach"/>
-        <w:tabs>
-          <w:tab w:val="left" w:pos="719"/>
-        </w:tabs>
-        <w:ind w:firstLine="0"/>
-        <w:rPr>
-          <w:i/>
-          <w:lang w:val="vi-VN"/>
-        </w:rPr>
-      </w:pPr>
     </w:p>
     <w:p>
       <w:pPr>
@@ -15351,14 +15288,178 @@
     <w:p>
       <w:pPr>
         <w:pStyle w:val="oancuaDanhsach"/>
+        <w:numPr>
+          <w:ilvl w:val="2"/>
+          <w:numId w:val="1"/>
+        </w:numPr>
         <w:tabs>
           <w:tab w:val="left" w:pos="719"/>
         </w:tabs>
-        <w:spacing w:before="38"/>
+        <w:spacing w:before="37"/>
+        <w:ind w:left="719" w:hanging="359"/>
+        <w:rPr>
+          <w:i/>
+        </w:rPr>
+      </w:pPr>
+      <w:r>
+        <w:rPr>
+          <w:i/>
+        </w:rPr>
+        <w:t>Bảng</w:t>
+      </w:r>
+      <w:r>
+        <w:rPr>
+          <w:i/>
+          <w:spacing w:val="-2"/>
+        </w:rPr>
+        <w:t xml:space="preserve"> </w:t>
+      </w:r>
+      <w:r>
+        <w:rPr>
+          <w:i/>
+        </w:rPr>
+        <w:t>điểm của</w:t>
+      </w:r>
+      <w:r>
+        <w:rPr>
+          <w:i/>
+          <w:spacing w:val="-3"/>
+        </w:rPr>
+        <w:t xml:space="preserve"> </w:t>
+      </w:r>
+      <w:r>
+        <w:rPr>
+          <w:i/>
+        </w:rPr>
+        <w:t>3</w:t>
+      </w:r>
+      <w:r>
+        <w:rPr>
+          <w:i/>
+          <w:spacing w:val="-3"/>
+        </w:rPr>
+        <w:t xml:space="preserve"> </w:t>
+      </w:r>
+      <w:r>
+        <w:rPr>
+          <w:i/>
+        </w:rPr>
+        <w:t>sinh</w:t>
+      </w:r>
+      <w:r>
+        <w:rPr>
+          <w:i/>
+          <w:spacing w:val="-1"/>
+        </w:rPr>
+        <w:t xml:space="preserve"> </w:t>
+      </w:r>
+      <w:r>
+        <w:rPr>
+          <w:i/>
+          <w:spacing w:val="-4"/>
+        </w:rPr>
+        <w:t>viên</w:t>
+      </w:r>
+    </w:p>
+    <w:p>
+      <w:pPr>
+        <w:pStyle w:val="oancuaDanhsach"/>
+        <w:numPr>
+          <w:ilvl w:val="2"/>
+          <w:numId w:val="1"/>
+        </w:numPr>
+        <w:tabs>
+          <w:tab w:val="left" w:pos="719"/>
+        </w:tabs>
+        <w:spacing w:before="37"/>
+        <w:ind w:left="719" w:hanging="359"/>
+        <w:rPr>
+          <w:i/>
+        </w:rPr>
+      </w:pPr>
+      <w:r>
+        <w:rPr>
+          <w:i/>
+        </w:rPr>
+        <w:t>Tổng</w:t>
+      </w:r>
+      <w:r>
+        <w:rPr>
+          <w:i/>
+          <w:spacing w:val="-3"/>
+        </w:rPr>
+        <w:t xml:space="preserve"> </w:t>
+      </w:r>
+      <w:r>
+        <w:rPr>
+          <w:i/>
+        </w:rPr>
+        <w:t>điểm</w:t>
+      </w:r>
+      <w:r>
+        <w:rPr>
+          <w:i/>
+          <w:spacing w:val="-3"/>
+        </w:rPr>
+        <w:t xml:space="preserve"> </w:t>
+      </w:r>
+      <w:r>
+        <w:rPr>
+          <w:i/>
+        </w:rPr>
+        <w:t>và điểm</w:t>
+      </w:r>
+      <w:r>
+        <w:rPr>
+          <w:i/>
+          <w:spacing w:val="-2"/>
+        </w:rPr>
+        <w:t xml:space="preserve"> </w:t>
+      </w:r>
+      <w:r>
+        <w:rPr>
+          <w:i/>
+        </w:rPr>
+        <w:t>trung</w:t>
+      </w:r>
+      <w:r>
+        <w:rPr>
+          <w:i/>
+          <w:spacing w:val="-4"/>
+        </w:rPr>
+        <w:t xml:space="preserve"> </w:t>
+      </w:r>
+      <w:r>
+        <w:rPr>
+          <w:i/>
+          <w:spacing w:val="-2"/>
+        </w:rPr>
+        <w:t>bình)</w:t>
+      </w:r>
+    </w:p>
+    <w:p>
+      <w:pPr>
+        <w:pStyle w:val="oancuaDanhsach"/>
+        <w:tabs>
+          <w:tab w:val="left" w:pos="719"/>
+        </w:tabs>
+        <w:spacing w:before="37"/>
         <w:ind w:firstLine="0"/>
         <w:rPr>
           <w:i/>
-          <w:lang w:val="vi-VN"/>
+        </w:rPr>
+      </w:pPr>
+    </w:p>
+    <w:p>
+      <w:pPr>
+        <w:pStyle w:val="oancuaDanhsach"/>
+        <w:tabs>
+          <w:tab w:val="left" w:pos="719"/>
+        </w:tabs>
+        <w:spacing w:before="37"/>
+        <w:ind w:firstLine="0"/>
+        <w:rPr>
+          <w:i/>
         </w:rPr>
       </w:pPr>
       <w:r>
@@ -15366,10 +15467,10 @@
           <w:i/>
         </w:rPr>
         <w:drawing>
-          <wp:inline distT="0" distB="0" distL="0" distR="0" wp14:anchorId="40164A2F" wp14:editId="3228D5D3">
-            <wp:extent cx="1590897" cy="504895"/>
-            <wp:effectExtent l="0" t="0" r="9525" b="9525"/>
-            <wp:docPr id="325668462" name="Hình ảnh 1"/>
+          <wp:inline distT="0" distB="0" distL="0" distR="0" wp14:anchorId="55B454F5" wp14:editId="23CF86C0">
+            <wp:extent cx="6172200" cy="3431540"/>
+            <wp:effectExtent l="0" t="0" r="0" b="0"/>
+            <wp:docPr id="1280328769" name="Hình ảnh 1"/>
             <wp:cNvGraphicFramePr>
               <a:graphicFrameLocks xmlns:a="http://schemas.openxmlformats.org/drawingml/2006/main" noChangeAspect="1"/>
             </wp:cNvGraphicFramePr>
@@ -15377,7 +15478,7 @@
               <a:graphicData uri="http://schemas.openxmlformats.org/drawingml/2006/picture">
                 <pic:pic xmlns:pic="http://schemas.openxmlformats.org/drawingml/2006/picture">
                   <pic:nvPicPr>
-                    <pic:cNvPr id="325668462" name=""/>
+                    <pic:cNvPr id="1280328769" name=""/>
                     <pic:cNvPicPr/>
                   </pic:nvPicPr>
                   <pic:blipFill>
@@ -15389,7 +15490,7 @@
                   <pic:spPr>
                     <a:xfrm>
                       <a:off x="0" y="0"/>
-                      <a:ext cx="1590897" cy="504895"/>
+                      <a:ext cx="6172200" cy="3431540"/>
                     </a:xfrm>
                     <a:prstGeom prst="rect">
                       <a:avLst/>
@@ -15404,320 +15505,6 @@
     </w:p>
     <w:p>
       <w:pPr>
-        <w:pStyle w:val="oancuaDanhsach"/>
-        <w:tabs>
-          <w:tab w:val="left" w:pos="719"/>
-        </w:tabs>
-        <w:spacing w:before="38"/>
-        <w:ind w:firstLine="0"/>
-        <w:rPr>
-          <w:i/>
-          <w:lang w:val="vi-VN"/>
-        </w:rPr>
-      </w:pPr>
-    </w:p>
-    <w:p>
-      <w:pPr>
-        <w:pStyle w:val="oancuaDanhsach"/>
-        <w:numPr>
-          <w:ilvl w:val="2"/>
-          <w:numId w:val="1"/>
-        </w:numPr>
-        <w:tabs>
-          <w:tab w:val="left" w:pos="719"/>
-        </w:tabs>
-        <w:spacing w:before="37"/>
-        <w:ind w:left="719" w:hanging="359"/>
-        <w:rPr>
-          <w:i/>
-        </w:rPr>
-      </w:pPr>
-      <w:r>
-        <w:rPr>
-          <w:i/>
-        </w:rPr>
-        <w:t>Bảng</w:t>
-      </w:r>
-      <w:r>
-        <w:rPr>
-          <w:i/>
-          <w:spacing w:val="-2"/>
-        </w:rPr>
-        <w:t xml:space="preserve"> </w:t>
-      </w:r>
-      <w:r>
-        <w:rPr>
-          <w:i/>
-        </w:rPr>
-        <w:t>điểm của</w:t>
-      </w:r>
-      <w:r>
-        <w:rPr>
-          <w:i/>
-          <w:spacing w:val="-3"/>
-        </w:rPr>
-        <w:t xml:space="preserve"> </w:t>
-      </w:r>
-      <w:r>
-        <w:rPr>
-          <w:i/>
-        </w:rPr>
-        <w:t>3</w:t>
-      </w:r>
-      <w:r>
-        <w:rPr>
-          <w:i/>
-          <w:spacing w:val="-3"/>
-        </w:rPr>
-        <w:t xml:space="preserve"> </w:t>
-      </w:r>
-      <w:r>
-        <w:rPr>
-          <w:i/>
-        </w:rPr>
-        <w:t>sinh</w:t>
-      </w:r>
-      <w:r>
-        <w:rPr>
-          <w:i/>
-          <w:spacing w:val="-1"/>
-        </w:rPr>
-        <w:t xml:space="preserve"> </w:t>
-      </w:r>
-      <w:r>
-        <w:rPr>
-          <w:i/>
-          <w:spacing w:val="-4"/>
-        </w:rPr>
-        <w:t>viên</w:t>
-      </w:r>
-    </w:p>
-    <w:p>
-      <w:pPr>
-        <w:pStyle w:val="oancuaDanhsach"/>
-        <w:tabs>
-          <w:tab w:val="left" w:pos="719"/>
-        </w:tabs>
-        <w:spacing w:before="37"/>
-        <w:ind w:firstLine="0"/>
-        <w:rPr>
-          <w:i/>
-          <w:lang w:val="vi-VN"/>
-        </w:rPr>
-      </w:pPr>
-      <w:r>
-        <w:rPr>
-          <w:i/>
-        </w:rPr>
-        <w:drawing>
-          <wp:inline distT="0" distB="0" distL="0" distR="0" wp14:anchorId="71DFC30D" wp14:editId="304AC727">
-            <wp:extent cx="2743583" cy="905001"/>
-            <wp:effectExtent l="0" t="0" r="0" b="9525"/>
-            <wp:docPr id="1212794609" name="Hình ảnh 1"/>
-            <wp:cNvGraphicFramePr>
-              <a:graphicFrameLocks xmlns:a="http://schemas.openxmlformats.org/drawingml/2006/main" noChangeAspect="1"/>
-            </wp:cNvGraphicFramePr>
-            <a:graphic xmlns:a="http://schemas.openxmlformats.org/drawingml/2006/main">
-              <a:graphicData uri="http://schemas.openxmlformats.org/drawingml/2006/picture">
-                <pic:pic xmlns:pic="http://schemas.openxmlformats.org/drawingml/2006/picture">
-                  <pic:nvPicPr>
-                    <pic:cNvPr id="1212794609" name=""/>
-                    <pic:cNvPicPr/>
-                  </pic:nvPicPr>
-                  <pic:blipFill>
-                    <a:blip r:embed="rId8"/>
-                    <a:stretch>
-                      <a:fillRect/>
-                    </a:stretch>
-                  </pic:blipFill>
-                  <pic:spPr>
-                    <a:xfrm>
-                      <a:off x="0" y="0"/>
-                      <a:ext cx="2743583" cy="905001"/>
-                    </a:xfrm>
-                    <a:prstGeom prst="rect">
-                      <a:avLst/>
-                    </a:prstGeom>
-                  </pic:spPr>
-                </pic:pic>
-              </a:graphicData>
-            </a:graphic>
-          </wp:inline>
-        </w:drawing>
-      </w:r>
-    </w:p>
-    <w:p>
-      <w:pPr>
-        <w:pStyle w:val="oancuaDanhsach"/>
-        <w:tabs>
-          <w:tab w:val="left" w:pos="719"/>
-        </w:tabs>
-        <w:spacing w:before="37"/>
-        <w:ind w:firstLine="0"/>
-        <w:rPr>
-          <w:i/>
-          <w:lang w:val="vi-VN"/>
-        </w:rPr>
-      </w:pPr>
-    </w:p>
-    <w:p>
-      <w:pPr>
-        <w:pStyle w:val="oancuaDanhsach"/>
-        <w:tabs>
-          <w:tab w:val="left" w:pos="719"/>
-        </w:tabs>
-        <w:spacing w:before="37"/>
-        <w:ind w:firstLine="0"/>
-        <w:rPr>
-          <w:i/>
-          <w:lang w:val="vi-VN"/>
-        </w:rPr>
-      </w:pPr>
-    </w:p>
-    <w:p>
-      <w:pPr>
-        <w:pStyle w:val="oancuaDanhsach"/>
-        <w:numPr>
-          <w:ilvl w:val="2"/>
-          <w:numId w:val="1"/>
-        </w:numPr>
-        <w:tabs>
-          <w:tab w:val="left" w:pos="719"/>
-        </w:tabs>
-        <w:spacing w:before="37"/>
-        <w:ind w:left="719" w:hanging="359"/>
-        <w:rPr>
-          <w:i/>
-        </w:rPr>
-      </w:pPr>
-      <w:r>
-        <w:rPr>
-          <w:i/>
-        </w:rPr>
-        <w:t>Tổng</w:t>
-      </w:r>
-      <w:r>
-        <w:rPr>
-          <w:i/>
-          <w:spacing w:val="-3"/>
-        </w:rPr>
-        <w:t xml:space="preserve"> </w:t>
-      </w:r>
-      <w:r>
-        <w:rPr>
-          <w:i/>
-        </w:rPr>
-        <w:t>điểm</w:t>
-      </w:r>
-      <w:r>
-        <w:rPr>
-          <w:i/>
-          <w:spacing w:val="-3"/>
-        </w:rPr>
-        <w:t xml:space="preserve"> </w:t>
-      </w:r>
-      <w:r>
-        <w:rPr>
-          <w:i/>
-        </w:rPr>
-        <w:t>và điểm</w:t>
-      </w:r>
-      <w:r>
-        <w:rPr>
-          <w:i/>
-          <w:spacing w:val="-2"/>
-        </w:rPr>
-        <w:t xml:space="preserve"> </w:t>
-      </w:r>
-      <w:r>
-        <w:rPr>
-          <w:i/>
-        </w:rPr>
-        <w:t>trung</w:t>
-      </w:r>
-      <w:r>
-        <w:rPr>
-          <w:i/>
-          <w:spacing w:val="-4"/>
-        </w:rPr>
-        <w:t xml:space="preserve"> </w:t>
-      </w:r>
-      <w:r>
-        <w:rPr>
-          <w:i/>
-          <w:spacing w:val="-2"/>
-        </w:rPr>
-        <w:t>bình)</w:t>
-      </w:r>
-    </w:p>
-    <w:p>
-      <w:pPr>
-        <w:pStyle w:val="oancuaDanhsach"/>
-        <w:tabs>
-          <w:tab w:val="left" w:pos="719"/>
-        </w:tabs>
-        <w:spacing w:before="37"/>
-        <w:ind w:firstLine="0"/>
-        <w:rPr>
-          <w:i/>
-        </w:rPr>
-      </w:pPr>
-      <w:r>
-        <w:rPr>
-          <w:i/>
-        </w:rPr>
-        <w:drawing>
-          <wp:inline distT="0" distB="0" distL="0" distR="0" wp14:anchorId="39E9E007" wp14:editId="5C44390B">
-            <wp:extent cx="2219635" cy="485843"/>
-            <wp:effectExtent l="0" t="0" r="0" b="9525"/>
-            <wp:docPr id="141674023" name="Hình ảnh 1"/>
-            <wp:cNvGraphicFramePr>
-              <a:graphicFrameLocks xmlns:a="http://schemas.openxmlformats.org/drawingml/2006/main" noChangeAspect="1"/>
-            </wp:cNvGraphicFramePr>
-            <a:graphic xmlns:a="http://schemas.openxmlformats.org/drawingml/2006/main">
-              <a:graphicData uri="http://schemas.openxmlformats.org/drawingml/2006/picture">
-                <pic:pic xmlns:pic="http://schemas.openxmlformats.org/drawingml/2006/picture">
-                  <pic:nvPicPr>
-                    <pic:cNvPr id="141674023" name=""/>
-                    <pic:cNvPicPr/>
-                  </pic:nvPicPr>
-                  <pic:blipFill>
-                    <a:blip r:embed="rId9"/>
-                    <a:stretch>
-                      <a:fillRect/>
-                    </a:stretch>
-                  </pic:blipFill>
-                  <pic:spPr>
-                    <a:xfrm>
-                      <a:off x="0" y="0"/>
-                      <a:ext cx="2219635" cy="485843"/>
-                    </a:xfrm>
-                    <a:prstGeom prst="rect">
-                      <a:avLst/>
-                    </a:prstGeom>
-                  </pic:spPr>
-                </pic:pic>
-              </a:graphicData>
-            </a:graphic>
-          </wp:inline>
-        </w:drawing>
-      </w:r>
-    </w:p>
-    <w:p>
-      <w:pPr>
-        <w:pStyle w:val="oancuaDanhsach"/>
-        <w:tabs>
-          <w:tab w:val="left" w:pos="719"/>
-        </w:tabs>
-        <w:spacing w:before="37"/>
-        <w:ind w:firstLine="0"/>
-        <w:rPr>
-          <w:i/>
-        </w:rPr>
-      </w:pPr>
-    </w:p>
-    <w:p>
-      <w:pPr>
         <w:pStyle w:val="ThnVnban"/>
         <w:spacing w:before="108"/>
         <w:rPr>
@@ -16135,13 +15922,7 @@
         <w:rPr>
           <w:i/>
         </w:rPr>
-        <w:t>k</w:t>
-      </w:r>
-      <w:r>
-        <w:rPr>
-          <w:i/>
-        </w:rPr>
-        <w:t xml:space="preserve">hi nào nên sử dụng vòng lặp </w:t>
+        <w:t xml:space="preserve">khi nào nên sử dụng vòng lặp </w:t>
       </w:r>
       <w:proofErr w:type="spellStart"/>
       <w:r>
@@ -17049,6 +16830,7 @@
   <w:style w:type="character" w:default="1" w:styleId="Phngmcinhcuaoanvn">
     <w:name w:val="Default Paragraph Font"/>
     <w:uiPriority w:val="1"/>
+    <w:semiHidden/>
     <w:unhideWhenUsed/>
   </w:style>
   <w:style w:type="table" w:default="1" w:styleId="BangThngthng">
